--- a/Plantillas/Grupo Vise.docx
+++ b/Plantillas/Grupo Vise.docx
@@ -23459,6 +23459,21 @@
         </w:rPr>
         <w:lastRenderedPageBreak/>
         <w:t xml:space="preserve">CARTAS DE RECOMENDACIÓN </w:t>
+      </w:r>
+    </w:p>
+    <w:p>
+      <w:r>
+        <w:t>{{foto_rostro}}</w:t>
+      </w:r>
+    </w:p>
+    <w:p>
+      <w:r>
+        <w:t>{{foto_interior}}</w:t>
+      </w:r>
+    </w:p>
+    <w:p>
+      <w:r>
+        <w:t>{{foto_exterior}}</w:t>
       </w:r>
     </w:p>
     <w:sectPr>
